--- a/data/revised_2026-10_full/outputs/v2/Biology/SS2.3_Plant_Gaseous_Exchange_and_Respiration/Biology_Plant_Gaseous_Exchange_and_Respiration_FinalExplanation.docx
+++ b/data/revised_2026-10_full/outputs/v2/Biology/SS2.3_Plant_Gaseous_Exchange_and_Respiration/Biology_Plant_Gaseous_Exchange_and_Respiration_FinalExplanation.docx
@@ -2091,7 +2091,7 @@
         </w:rPr>
         <w:t xml:space="preserve">© 2026 SeaVuria and ARES. This work is licensed under a </w:t>
       </w:r>
-      <w:hyperlink w:history="1" r:id="rIdv7ovolxtjwn0m0z2bxpjv">
+      <w:hyperlink w:history="1" r:id="rIdrjyrkjrvo55lxo8dzqt5m">
         <w:r>
           <w:rPr>
             <w:rFonts w:ascii="Arial" w:cs="Arial" w:eastAsia="Arial" w:hAnsi="Arial"/>
@@ -2111,7 +2111,7 @@
         </w:rPr>
         <w:t xml:space="preserve"> (</w:t>
       </w:r>
-      <w:hyperlink w:history="1" r:id="rId-b-68vy_snozppoyfd4xe">
+      <w:hyperlink w:history="1" r:id="rId100o_9uqivdglxt-qziew">
         <w:r>
           <w:rPr>
             <w:rFonts w:ascii="Arial" w:cs="Arial" w:eastAsia="Arial" w:hAnsi="Arial"/>
@@ -2131,7 +2131,7 @@
         </w:rPr>
         <w:t xml:space="preserve">). To view a copy of this license, visit </w:t>
       </w:r>
-      <w:hyperlink w:history="1" r:id="rIdsxofaa2uects6r4iqm2bk">
+      <w:hyperlink w:history="1" r:id="rIdk_lgtdfhdxtrpemnlxzc4">
         <w:r>
           <w:rPr>
             <w:rFonts w:ascii="Arial" w:cs="Arial" w:eastAsia="Arial" w:hAnsi="Arial"/>
